--- a/BaseApp/Source/Base Application/Sales/Reports/CustomerOrderDetail.docx
+++ b/BaseApp/Source/Base Application/Sales/Reports/CustomerOrderDetail.docx
@@ -6755,6 +6755,7 @@
       <AboutThisReportTitle>About This Report Title</AboutThisReportTitle>
       <AboutThisReportText>About This Report Text</AboutThisReportText>
       <ReportHelpLink>Report Help Link</ReportHelpLink>
+      <ReportCaption>Report Caption</ReportCaption>
     </ReportMetadata>
     <ReportRequest>
       <TenantEntraId>Tenant Entra Id</TenantEntraId>
@@ -6775,6 +6776,45 @@
         <Minute>Minute</Minute>
       </DateTimeValues>
     </ReportRequest>
+    <CompanyMetadata>
+      <CompanyName>Company Name</CompanyName>
+      <CompanyDisplayName>Company Display Name</CompanyDisplayName>
+      <CompanyAddressLines>
+        <CompanyAddressLine1>Company Address Line 1</CompanyAddressLine1>
+        <CompanyAddressLine2>Company Address Line 2</CompanyAddressLine2>
+        <CompanyAddressLine3>Company Address Line 3</CompanyAddressLine3>
+        <CompanyAddressLine4>Company Address Line 4</CompanyAddressLine4>
+        <CompanyAddressLine5>Company Address Line 5</CompanyAddressLine5>
+        <CompanyAddressLine6>Company Address Line 6</CompanyAddressLine6>
+        <CompanyAddressLine7>Company Address Line 7</CompanyAddressLine7>
+        <CompanyAddressLine8>Company Address Line 8</CompanyAddressLine8>
+      </CompanyAddressLines>
+      <CompanyPhone>Company Phone</CompanyPhone>
+      <CompanyPhoneCaption>Company Phone Caption</CompanyPhoneCaption>
+      <CompanyFaxNo>Company Fax No.</CompanyFaxNo>
+      <CompanyFaxNoCaption>Company Fax No. Caption</CompanyFaxNoCaption>
+      <CompanyEmail>Company Email</CompanyEmail>
+      <CompanyEmailCaption>Company Email Caption</CompanyEmailCaption>
+      <CompanyHomePage>Company Home Page</CompanyHomePage>
+      <CompanyHomePageCaption>Company Home Page Caption</CompanyHomePageCaption>
+      <CompanyLogo>Company Logo</CompanyLogo>
+      <CompanyVATRegistrationNo>Company VAT Registration No.</CompanyVATRegistrationNo>
+      <CompanyVATRegistrationNoCaption>Company VAT Registration No. Caption</CompanyVATRegistrationNoCaption>
+      <CompanyRegistrationNo>Company Registration No.</CompanyRegistrationNo>
+      <CompanyRegistrationNoCaption>Company Registration No. Caption</CompanyRegistrationNoCaption>
+      <CompanyBankName>Company Bank Name</CompanyBankName>
+      <CompanyBankNameCaption>Company Bank Name Caption</CompanyBankNameCaption>
+      <CompanyBankAccountNo>Company Bank Account No.</CompanyBankAccountNo>
+      <CompanyBankAccountNoCaption>Company Bank Account No. Caption</CompanyBankAccountNoCaption>
+      <CompanyBankBranchNo>Company Bank Branch No.</CompanyBankBranchNo>
+      <CompanyBankBranchNoCaption>Company Bank Branch No. Caption</CompanyBankBranchNoCaption>
+      <CompanyIBAN>Company IBAN</CompanyIBAN>
+      <CompanyIBANCaption>Company IBAN Caption</CompanyIBANCaption>
+      <CompanyBankSWIFT>Company Bank SWIFT</CompanyBankSWIFT>
+      <CompanyBankSWIFTCaption>Company Bank SWIFT Caption</CompanyBankSWIFTCaption>
+      <CompanyGiroNo>Company Giro No.</CompanyGiroNo>
+      <CompanyGiroNoCaption>Company Giro No. Caption</CompanyGiroNoCaption>
+    </CompanyMetadata>
   </BCReportInformation>
   <Labels>
     <AboutTheReportLbl>AboutTheReportLbl</AboutTheReportLbl>
